--- a/submission_applied_nursing_research/00_Revision_Report_and_Checklist.docx
+++ b/submission_applied_nursing_research/00_Revision_Report_and_Checklist.docx
@@ -32,6 +32,18 @@
       </w:r>
       <w:r>
         <w:t xml:space="preserve">Checklist</w:t>
+      </w:r>
+      <w:r>
+        <w:t xml:space="preserve"> </w:t>
+      </w:r>
+      <w:r>
+        <w:t xml:space="preserve">(Version</w:t>
+      </w:r>
+      <w:r>
+        <w:t xml:space="preserve"> </w:t>
+      </w:r>
+      <w:r>
+        <w:t xml:space="preserve">2)</w:t>
       </w:r>
     </w:p>
     <w:p>
@@ -161,7 +173,7 @@
         <w:t xml:space="preserve"> </w:t>
       </w:r>
       <w:r>
-        <w:t xml:space="preserve">exceptions to confidentiality. The note beneath the script now explains this consistently with the manuscript and Supplementary File 3. Please confirm that the script was worded this way in practice. If it was, consider telling the IRB about the discrepancy before submission; reviewers who check supplementary files may notice it.</w:t>
+        <w:t xml:space="preserve">exceptions to confidentiality. The note beneath the script reconciles the two. Please confirm that the script was worded this way in practice. If it was, consider telling the IRB about the discrepancy before submission.</w:t>
       </w:r>
     </w:p>
     <w:p>
@@ -177,13 +189,31 @@
           <w:bCs/>
           <w:b/>
         </w:rPr>
-        <w:t xml:space="preserve">Page limit.</w:t>
-      </w:r>
-      <w:r>
-        <w:t xml:space="preserve"> </w:t>
-      </w:r>
-      <w:r>
-        <w:t xml:space="preserve">Search results indicate a limit of 20 pages, including references and tables, for original articles. Please verify this on the journal’s current Guide for Authors (it could not be opened from the editing environment). The revised manuscript is about 5,900 words, cut from about 7,300, and runs to 33 pages double-spaced with line numbers. If the limit still applies, ask the editorial office whether it refers to typeset pages, or reduce further (Section 4.3 and the reference list are the safest places to cut).</w:t>
+        <w:t xml:space="preserve">Concerns not pursued.</w:t>
+      </w:r>
+      <w:r>
+        <w:t xml:space="preserve"> </w:t>
+      </w:r>
+      <w:r>
+        <w:t xml:space="preserve">The analytic matrices included a</w:t>
+      </w:r>
+      <w:r>
+        <w:t xml:space="preserve"> </w:t>
+      </w:r>
+      <w:r>
+        <w:t xml:space="preserve">“</w:t>
+      </w:r>
+      <w:r>
+        <w:t xml:space="preserve">non-pursuit</w:t>
+      </w:r>
+      <w:r>
+        <w:t xml:space="preserve">”</w:t>
+      </w:r>
+      <w:r>
+        <w:t xml:space="preserve"> </w:t>
+      </w:r>
+      <w:r>
+        <w:t xml:space="preserve">category, but the original manuscript reported no concern that was not pursued. The revision therefore adds this as a limitation (Section 4.5). If your matrices contain non-pursued concerns, add one sentence and, ideally, a quotation to Section 3.5 or 3.6; reviewers may ask.</w:t>
       </w:r>
     </w:p>
     <w:p>
@@ -199,31 +229,13 @@
           <w:bCs/>
           <w:b/>
         </w:rPr>
-        <w:t xml:space="preserve">Anonymised review.</w:t>
-      </w:r>
-      <w:r>
-        <w:t xml:space="preserve"> </w:t>
-      </w:r>
-      <w:r>
-        <w:t xml:space="preserve">The manuscript file contains no author names. The ethics section names the approving IRB. If the journal’s anonymised-review instructions require it, replace that sentence in the manuscript with</w:t>
-      </w:r>
-      <w:r>
-        <w:t xml:space="preserve"> </w:t>
-      </w:r>
-      <w:r>
-        <w:t xml:space="preserve">“</w:t>
-      </w:r>
-      <w:r>
-        <w:t xml:space="preserve">[Ethics committee details removed for anonymised review]</w:t>
-      </w:r>
-      <w:r>
-        <w:t xml:space="preserve">”</w:t>
-      </w:r>
-      <w:r>
-        <w:t xml:space="preserve"> </w:t>
-      </w:r>
-      <w:r>
-        <w:t xml:space="preserve">and leave the full details on the Title Page.</w:t>
+        <w:t xml:space="preserve">Distribution of documentation requests.</w:t>
+      </w:r>
+      <w:r>
+        <w:t xml:space="preserve"> </w:t>
+      </w:r>
+      <w:r>
+        <w:t xml:space="preserve">The 11 of 19 documentation requests are now reported across all qualifying accounts, in the text, Figure 1 and its caption. If your matrix shows how these requests were distributed across concern types (for example, staffing versus clinical), reporting it would strengthen Theme 2.</w:t>
       </w:r>
     </w:p>
     <w:p>
@@ -239,13 +251,31 @@
           <w:bCs/>
           <w:b/>
         </w:rPr>
-        <w:t xml:space="preserve">AI declaration.</w:t>
-      </w:r>
-      <w:r>
-        <w:t xml:space="preserve"> </w:t>
-      </w:r>
-      <w:r>
-        <w:t xml:space="preserve">Elsevier requires authors to declare AI-assisted writing. A declaration in Elsevier’s standard wording is on the Title Page. Keep it unless the journal requests another form. The separate statement that no AI tools were used to handle or analyse research data is retained and should be accurate.</w:t>
+        <w:t xml:space="preserve">Metadata.</w:t>
+      </w:r>
+      <w:r>
+        <w:t xml:space="preserve"> </w:t>
+      </w:r>
+      <w:r>
+        <w:t xml:space="preserve">All files now have empty Author and Last Modified By fields, and each carries Word’s</w:t>
+      </w:r>
+      <w:r>
+        <w:t xml:space="preserve"> </w:t>
+      </w:r>
+      <w:r>
+        <w:t xml:space="preserve">“</w:t>
+      </w:r>
+      <w:r>
+        <w:t xml:space="preserve">remove personal information from file properties on save</w:t>
+      </w:r>
+      <w:r>
+        <w:t xml:space="preserve">”</w:t>
+      </w:r>
+      <w:r>
+        <w:t xml:space="preserve"> </w:t>
+      </w:r>
+      <w:r>
+        <w:t xml:space="preserve">setting, so later saves should not re-insert your name. Before uploading, check each file under File › Info › Properties. If a name appears, run File › Info › Check for Issues › Inspect Document › Document Properties and Personal Information › Remove All.</w:t>
       </w:r>
     </w:p>
     <w:p>
@@ -261,32 +291,68 @@
           <w:bCs/>
           <w:b/>
         </w:rPr>
-        <w:t xml:space="preserve">New references.</w:t>
-      </w:r>
-      <w:r>
-        <w:t xml:space="preserve"> </w:t>
-      </w:r>
-      <w:r>
-        <w:t xml:space="preserve">Three well-established sources were added to strengthen the theoretical argument: Bevan and Hood (2006), Francis (2013) and Fricker (2007). Please confirm that you are comfortable citing them. Harton and Skemp (2024) was removed because the tightened Introduction no longer needed it.</w:t>
+        <w:t xml:space="preserve">Length.</w:t>
+      </w:r>
+      <w:r>
+        <w:t xml:space="preserve"> </w:t>
+      </w:r>
+      <w:r>
+        <w:t xml:space="preserve">With word limits set aside, as requested, essential methodological and analytic detail has been restored. The main text is about 7,600 words. If the journal’s length limit is enforced, Section 2.6 and parts of Section 2.9 can move back to Supplementary File 3 with little loss.</w:t>
+      </w:r>
+    </w:p>
+    <w:p>
+      <w:pPr>
+        <w:pStyle w:val="Compact"/>
+        <w:numPr>
+          <w:ilvl w:val="0"/>
+          <w:numId w:val="1001"/>
+        </w:numPr>
+      </w:pPr>
+      <w:r>
+        <w:rPr>
+          <w:bCs/>
+          <w:b/>
+        </w:rPr>
+        <w:t xml:space="preserve">Anonymised review.</w:t>
+      </w:r>
+      <w:r>
+        <w:t xml:space="preserve"> </w:t>
+      </w:r>
+      <w:r>
+        <w:t xml:space="preserve">If the journal’s anonymised-review instructions require it, replace the IRB name in Section 2.9 of the manuscript with</w:t>
+      </w:r>
+      <w:r>
+        <w:t xml:space="preserve"> </w:t>
+      </w:r>
+      <w:r>
+        <w:t xml:space="preserve">“</w:t>
+      </w:r>
+      <w:r>
+        <w:t xml:space="preserve">[removed for anonymised review]</w:t>
+      </w:r>
+      <w:r>
+        <w:t xml:space="preserve">”</w:t>
+      </w:r>
+      <w:r>
+        <w:t xml:space="preserve">; the full details remain on the Title Page.</w:t>
       </w:r>
     </w:p>
     <w:bookmarkEnd w:id="20"/>
-    <w:bookmarkStart w:id="23" w:name="main-revisions-and-their-rationale"/>
+    <w:bookmarkStart w:id="21" w:name="X6299278efd9494f75515a871cae188d4dd08588"/>
     <w:p>
       <w:pPr>
         <w:pStyle w:val="Heading1"/>
       </w:pPr>
       <w:r>
-        <w:t xml:space="preserve">2. Main revisions and their rationale</w:t>
-      </w:r>
-    </w:p>
-    <w:bookmarkStart w:id="21" w:name="mismatches-and-consistency-fixes"/>
-    <w:p>
-      <w:pPr>
-        <w:pStyle w:val="Heading2"/>
-      </w:pPr>
-      <w:r>
-        <w:t xml:space="preserve">2.1 Mismatches and consistency fixes</w:t>
+        <w:t xml:space="preserve">2. Presentation of qualitative data: claim, quotation, interpretation</w:t>
+      </w:r>
+    </w:p>
+    <w:p>
+      <w:pPr>
+        <w:pStyle w:val="FirstParagraph"/>
+      </w:pPr>
+      <w:r>
+        <w:t xml:space="preserve">Each quotation is now framed in three parts, as in interpretive description (Thorne, 2025) and as reviewers at leading nursing journals expect:</w:t>
       </w:r>
     </w:p>
     <w:p>
@@ -302,13 +368,13 @@
           <w:bCs/>
           <w:b/>
         </w:rPr>
-        <w:t xml:space="preserve">Participant characteristics (Table 1 and Section 3.1).</w:t>
-      </w:r>
-      <w:r>
-        <w:t xml:space="preserve"> </w:t>
-      </w:r>
-      <w:r>
-        <w:t xml:space="preserve">Cells containing one or two participants (age ≥55; diploma; doctorate; Jordan as country of education) could identify individuals within a small regional population of 38 managers. These cells were combined, and the manuscript text, SRQR/COREQ map (COREQ item 16) and Supplementary File 3 (Table S3.7) were updated to match. Duplicated nationality/education rows were merged.</w:t>
+        <w:t xml:space="preserve">Analytic claim:</w:t>
+      </w:r>
+      <w:r>
+        <w:t xml:space="preserve"> </w:t>
+      </w:r>
+      <w:r>
+        <w:t xml:space="preserve">a sentence stating the pattern.</w:t>
       </w:r>
     </w:p>
     <w:p>
@@ -324,31 +390,13 @@
           <w:bCs/>
           <w:b/>
         </w:rPr>
-        <w:t xml:space="preserve">Sampling description.</w:t>
-      </w:r>
-      <w:r>
-        <w:t xml:space="preserve"> </w:t>
-      </w:r>
-      <w:r>
-        <w:t xml:space="preserve">All 38 eligible managers received the same invitation, so</w:t>
-      </w:r>
-      <w:r>
-        <w:t xml:space="preserve"> </w:t>
-      </w:r>
-      <w:r>
-        <w:t xml:space="preserve">“</w:t>
-      </w:r>
-      <w:r>
-        <w:t xml:space="preserve">analytically informed</w:t>
-      </w:r>
-      <w:r>
-        <w:t xml:space="preserve">”</w:t>
-      </w:r>
-      <w:r>
-        <w:t xml:space="preserve"> </w:t>
-      </w:r>
-      <w:r>
-        <w:t xml:space="preserve">sampling could only mean sequencing interviews among volunteers. Section 2.3 and SRQR S8 and COREQ item 10 now say this explicitly, removing a contradiction a reviewer could raise.</w:t>
+        <w:t xml:space="preserve">Quotation:</w:t>
+      </w:r>
+      <w:r>
+        <w:t xml:space="preserve"> </w:t>
+      </w:r>
+      <w:r>
+        <w:t xml:space="preserve">in italics, indented, with a code-only attribution (P05, H1) immediately after it.</w:t>
       </w:r>
     </w:p>
     <w:p>
@@ -364,420 +412,31 @@
           <w:bCs/>
           <w:b/>
         </w:rPr>
-        <w:t xml:space="preserve">Confidentiality script note</w:t>
-      </w:r>
-      <w:r>
-        <w:t xml:space="preserve"> </w:t>
-      </w:r>
-      <w:r>
-        <w:t xml:space="preserve">(Supplementary File 1, S1.3): rewritten for clarity and cross-referenced (see item 1.2).</w:t>
-      </w:r>
-    </w:p>
-    <w:p>
-      <w:pPr>
-        <w:pStyle w:val="Compact"/>
-        <w:numPr>
-          <w:ilvl w:val="0"/>
-          <w:numId w:val="1002"/>
-        </w:numPr>
-      </w:pPr>
-      <w:r>
-        <w:rPr>
-          <w:bCs/>
-          <w:b/>
-        </w:rPr>
-        <w:t xml:space="preserve">Cross-references.</w:t>
-      </w:r>
-      <w:r>
-        <w:t xml:space="preserve"> </w:t>
-      </w:r>
-      <w:r>
-        <w:t xml:space="preserve">Section numbers were preserved (2.1–2.9; 3.1–3.8; 4.1–4.5) so every location cited in Supplementary Files 1–3 remains correct. New references to Figure 1 were added to SRQR S16 and COREQ item 31.</w:t>
-      </w:r>
-    </w:p>
-    <w:p>
-      <w:pPr>
-        <w:pStyle w:val="Compact"/>
-        <w:numPr>
-          <w:ilvl w:val="0"/>
-          <w:numId w:val="1002"/>
-        </w:numPr>
-      </w:pPr>
-      <w:r>
-        <w:rPr>
-          <w:bCs/>
-          <w:b/>
-        </w:rPr>
-        <w:t xml:space="preserve">Wording strength.</w:t>
-      </w:r>
-      <w:r>
-        <w:t xml:space="preserve"> </w:t>
-      </w:r>
-      <w:r>
-        <w:t xml:space="preserve">Throughout the abstract, results, highlights, cover letter and figure, claims were held to the strength of the original analysis (for example</w:t>
-      </w:r>
-      <w:r>
-        <w:t xml:space="preserve"> </w:t>
-      </w:r>
-      <w:r>
-        <w:t xml:space="preserve">“</w:t>
-      </w:r>
-      <w:r>
-        <w:t xml:space="preserve">could create</w:t>
-      </w:r>
-      <w:r>
-        <w:t xml:space="preserve">”</w:t>
-      </w:r>
-      <w:r>
-        <w:t xml:space="preserve">,</w:t>
-      </w:r>
-      <w:r>
-        <w:t xml:space="preserve"> </w:t>
-      </w:r>
-      <w:r>
-        <w:t xml:space="preserve">“</w:t>
-      </w:r>
-      <w:r>
-        <w:t xml:space="preserve">not always visible</w:t>
-      </w:r>
-      <w:r>
-        <w:t xml:space="preserve">”</w:t>
-      </w:r>
-      <w:r>
-        <w:t xml:space="preserve">), and quantified statements were kept only where counts exist (19, 15, 11 of 19).</w:t>
-      </w:r>
-    </w:p>
-    <w:p>
-      <w:pPr>
-        <w:pStyle w:val="Compact"/>
-        <w:numPr>
-          <w:ilvl w:val="0"/>
-          <w:numId w:val="1002"/>
-        </w:numPr>
-      </w:pPr>
-      <w:r>
-        <w:t xml:space="preserve">All 27 participant quotations were checked automatically and are word-for-word identical to the original.</w:t>
+        <w:t xml:space="preserve">Interpretive commentary:</w:t>
+      </w:r>
+      <w:r>
+        <w:t xml:space="preserve"> </w:t>
+      </w:r>
+      <w:r>
+        <w:t xml:space="preserve">a sentence or two after the quotation explaining what it shows, how it relates to other accounts, or why it matters.</w:t>
+      </w:r>
+    </w:p>
+    <w:p>
+      <w:pPr>
+        <w:pStyle w:val="FirstParagraph"/>
+      </w:pPr>
+      <w:r>
+        <w:t xml:space="preserve">No subsection ends on a bare quotation; this was checked automatically for all 27 quotations. Attributions use participant and hospital codes only, because adding unit or experience would increase the risk of identification in a 38-person population. This is explained in Section 3.3, which also reports the spread of quotations: 21 of 23 participants, all six hospitals, 14 translated from Arabic.</w:t>
       </w:r>
     </w:p>
     <w:bookmarkEnd w:id="21"/>
-    <w:bookmarkStart w:id="22" w:name="Xec236a5ee05c3ea942dffc3f7f108559d00fe65"/>
-    <w:p>
-      <w:pPr>
-        <w:pStyle w:val="Heading2"/>
-      </w:pPr>
-      <w:r>
-        <w:t xml:space="preserve">2.2 Strengthening the manuscript for an applied nursing journal</w:t>
-      </w:r>
-    </w:p>
-    <w:p>
-      <w:pPr>
-        <w:pStyle w:val="Compact"/>
-        <w:numPr>
-          <w:ilvl w:val="0"/>
-          <w:numId w:val="1003"/>
-        </w:numPr>
-      </w:pPr>
-      <w:r>
-        <w:rPr>
-          <w:bCs/>
-          <w:b/>
-        </w:rPr>
-        <w:t xml:space="preserve">Abstract</w:t>
-      </w:r>
-      <w:r>
-        <w:t xml:space="preserve"> </w:t>
-      </w:r>
-      <w:r>
-        <w:t xml:space="preserve">rewritten to 248 words, with the journal’s required headings (Aim, Background, Methods, Results, Conclusions) and the central finding (a conditional burden of proof) stated explicitly.</w:t>
-      </w:r>
-    </w:p>
-    <w:p>
-      <w:pPr>
-        <w:pStyle w:val="Compact"/>
-        <w:numPr>
-          <w:ilvl w:val="0"/>
-          <w:numId w:val="1003"/>
-        </w:numPr>
-      </w:pPr>
-      <w:r>
-        <w:rPr>
-          <w:bCs/>
-          <w:b/>
-        </w:rPr>
-        <w:t xml:space="preserve">Introduction</w:t>
-      </w:r>
-      <w:r>
-        <w:t xml:space="preserve"> </w:t>
-      </w:r>
-      <w:r>
-        <w:t xml:space="preserve">shortened and sharpened. It opens with the practical problem, positions the study against speaking-up research focused on the</w:t>
-      </w:r>
-      <w:r>
-        <w:t xml:space="preserve"> </w:t>
-      </w:r>
-      <w:r>
-        <w:rPr>
-          <w:iCs/>
-          <w:i/>
-        </w:rPr>
-        <w:t xml:space="preserve">speaker</w:t>
-      </w:r>
-      <w:r>
-        <w:t xml:space="preserve">, and identifies the gap on the</w:t>
-      </w:r>
-      <w:r>
-        <w:t xml:space="preserve"> </w:t>
-      </w:r>
-      <w:r>
-        <w:rPr>
-          <w:iCs/>
-          <w:i/>
-        </w:rPr>
-        <w:t xml:space="preserve">receiver</w:t>
-      </w:r>
-      <w:r>
-        <w:t xml:space="preserve"> </w:t>
-      </w:r>
-      <w:r>
-        <w:t xml:space="preserve">side. The problem is anchored in performance-measurement and inquiry literature (Bevan &amp; Hood, 2006; Francis, 2013).</w:t>
-      </w:r>
-    </w:p>
-    <w:p>
-      <w:pPr>
-        <w:pStyle w:val="Compact"/>
-        <w:numPr>
-          <w:ilvl w:val="0"/>
-          <w:numId w:val="1003"/>
-        </w:numPr>
-      </w:pPr>
-      <w:r>
-        <w:rPr>
-          <w:bCs/>
-          <w:b/>
-        </w:rPr>
-        <w:t xml:space="preserve">Methods</w:t>
-      </w:r>
-      <w:r>
-        <w:t xml:space="preserve"> </w:t>
-      </w:r>
-      <w:r>
-        <w:t xml:space="preserve">condensed by about a quarter, with procedural detail moved to the supplementary files. The rationale for interpretive description and for not calculating inter-coder reliability is now explicit, and Thorne’s four rigour criteria are mapped to concrete procedures.</w:t>
-      </w:r>
-    </w:p>
-    <w:p>
-      <w:pPr>
-        <w:pStyle w:val="Compact"/>
-        <w:numPr>
-          <w:ilvl w:val="0"/>
-          <w:numId w:val="1003"/>
-        </w:numPr>
-      </w:pPr>
-      <w:r>
-        <w:rPr>
-          <w:bCs/>
-          <w:b/>
-        </w:rPr>
-        <w:t xml:space="preserve">Themes retitled interpretively</w:t>
-      </w:r>
-      <w:r>
-        <w:t xml:space="preserve"> </w:t>
-      </w:r>
-      <w:r>
-        <w:t xml:space="preserve">using participants’ own words (e.g.,</w:t>
-      </w:r>
-      <w:r>
-        <w:t xml:space="preserve"> </w:t>
-      </w:r>
-      <w:r>
-        <w:t xml:space="preserve">“</w:t>
-      </w:r>
-      <w:r>
-        <w:t xml:space="preserve">It passes down the line</w:t>
-      </w:r>
-      <w:r>
-        <w:t xml:space="preserve">”</w:t>
-      </w:r>
-      <w:r>
-        <w:t xml:space="preserve">: Allocating the burden of proof), which signals constructed interpretation rather than topic summaries, as reviewers of qualitative work increasingly expect. Subthemes are unchanged.</w:t>
-      </w:r>
-    </w:p>
-    <w:p>
-      <w:pPr>
-        <w:pStyle w:val="Compact"/>
-        <w:numPr>
-          <w:ilvl w:val="0"/>
-          <w:numId w:val="1003"/>
-        </w:numPr>
-      </w:pPr>
-      <w:r>
-        <w:rPr>
-          <w:bCs/>
-          <w:b/>
-        </w:rPr>
-        <w:t xml:space="preserve">Participant quotations</w:t>
-      </w:r>
-      <w:r>
-        <w:t xml:space="preserve"> </w:t>
-      </w:r>
-      <w:r>
-        <w:t xml:space="preserve">set in italics, indented, with roman attributions.</w:t>
-      </w:r>
-    </w:p>
-    <w:p>
-      <w:pPr>
-        <w:pStyle w:val="Compact"/>
-        <w:numPr>
-          <w:ilvl w:val="0"/>
-          <w:numId w:val="1003"/>
-        </w:numPr>
-      </w:pPr>
-      <w:r>
-        <w:rPr>
-          <w:bCs/>
-          <w:b/>
-        </w:rPr>
-        <w:t xml:space="preserve">Figure 1 (new):</w:t>
-      </w:r>
-      <w:r>
-        <w:t xml:space="preserve"> </w:t>
-      </w:r>
-      <w:r>
-        <w:t xml:space="preserve">a conceptual model of how the four themes relate. It is supplied as a vector PDF and a 600-dpi TIFF, with a full caption in the manuscript.</w:t>
-      </w:r>
-    </w:p>
-    <w:p>
-      <w:pPr>
-        <w:pStyle w:val="Compact"/>
-        <w:numPr>
-          <w:ilvl w:val="0"/>
-          <w:numId w:val="1003"/>
-        </w:numPr>
-      </w:pPr>
-      <w:r>
-        <w:rPr>
-          <w:bCs/>
-          <w:b/>
-        </w:rPr>
-        <w:t xml:space="preserve">Discussion</w:t>
-      </w:r>
-      <w:r>
-        <w:t xml:space="preserve"> </w:t>
-      </w:r>
-      <w:r>
-        <w:t xml:space="preserve">strengthened theoretically (testimonial injustice; measurement reach), with a clearer statement of contribution, closer links to Saudi evidence (Alshmemri, 2026; Alshehri, 2026) and an explicit implications section with five concrete applications.</w:t>
-      </w:r>
-    </w:p>
-    <w:p>
-      <w:pPr>
-        <w:pStyle w:val="Compact"/>
-        <w:numPr>
-          <w:ilvl w:val="0"/>
-          <w:numId w:val="1003"/>
-        </w:numPr>
-      </w:pPr>
-      <w:r>
-        <w:rPr>
-          <w:bCs/>
-          <w:b/>
-        </w:rPr>
-        <w:t xml:space="preserve">Table 3</w:t>
-      </w:r>
-      <w:r>
-        <w:t xml:space="preserve"> </w:t>
-      </w:r>
-      <w:r>
-        <w:t xml:space="preserve">gains a</w:t>
-      </w:r>
-      <w:r>
-        <w:t xml:space="preserve"> </w:t>
-      </w:r>
-      <w:r>
-        <w:t xml:space="preserve">“</w:t>
-      </w:r>
-      <w:r>
-        <w:t xml:space="preserve">Derived from</w:t>
-      </w:r>
-      <w:r>
-        <w:t xml:space="preserve">”</w:t>
-      </w:r>
-      <w:r>
-        <w:t xml:space="preserve"> </w:t>
-      </w:r>
-      <w:r>
-        <w:t xml:space="preserve">column linking each framework element to the subthemes that support it, plus a new</w:t>
-      </w:r>
-      <w:r>
-        <w:t xml:space="preserve"> </w:t>
-      </w:r>
-      <w:r>
-        <w:t xml:space="preserve">“</w:t>
-      </w:r>
-      <w:r>
-        <w:t xml:space="preserve">Credibility and clarity</w:t>
-      </w:r>
-      <w:r>
-        <w:t xml:space="preserve">”</w:t>
-      </w:r>
-      <w:r>
-        <w:t xml:space="preserve"> </w:t>
-      </w:r>
-      <w:r>
-        <w:t xml:space="preserve">row grounded in Subthemes 1.3 and 4.3.</w:t>
-      </w:r>
-    </w:p>
-    <w:p>
-      <w:pPr>
-        <w:pStyle w:val="Compact"/>
-        <w:numPr>
-          <w:ilvl w:val="0"/>
-          <w:numId w:val="1003"/>
-        </w:numPr>
-      </w:pPr>
-      <w:r>
-        <w:rPr>
-          <w:bCs/>
-          <w:b/>
-        </w:rPr>
-        <w:t xml:space="preserve">Declarations</w:t>
-      </w:r>
-      <w:r>
-        <w:t xml:space="preserve"> </w:t>
-      </w:r>
-      <w:r>
-        <w:t xml:space="preserve">updated to Elsevier’s standard wording; acknowledgements, CRediT and the AI declaration moved to the Title Page for anonymised review.</w:t>
-      </w:r>
-    </w:p>
-    <w:p>
-      <w:pPr>
-        <w:pStyle w:val="Compact"/>
-        <w:numPr>
-          <w:ilvl w:val="0"/>
-          <w:numId w:val="1003"/>
-        </w:numPr>
-      </w:pPr>
-      <w:r>
-        <w:rPr>
-          <w:bCs/>
-          <w:b/>
-        </w:rPr>
-        <w:t xml:space="preserve">Formatting:</w:t>
-      </w:r>
-      <w:r>
-        <w:t xml:space="preserve"> </w:t>
-      </w:r>
-      <w:r>
-        <w:t xml:space="preserve">Times New Roman 12 pt, double spacing, continuous line numbers and page numbers in the manuscript; three-line academic tables; a cover letter added.</w:t>
-      </w:r>
-    </w:p>
-    <w:bookmarkEnd w:id="22"/>
-    <w:bookmarkEnd w:id="23"/>
-    <w:bookmarkStart w:id="24" w:name="submission-file-list"/>
+    <w:bookmarkStart w:id="22" w:name="second-round-corrections"/>
     <w:p>
       <w:pPr>
         <w:pStyle w:val="Heading1"/>
       </w:pPr>
       <w:r>
-        <w:t xml:space="preserve">3. Submission file list</w:t>
+        <w:t xml:space="preserve">3. Second-round corrections</w:t>
       </w:r>
     </w:p>
     <w:tbl>
@@ -794,6 +453,7 @@
       </w:tblGrid>
       <w:tr>
         <w:trPr>
+          <w:cantSplit/>
           <w:tblHeader w:val="true"/>
         </w:trPr>
         <w:tc>
@@ -804,455 +464,1533 @@
               <w:jc w:val="left"/>
             </w:pPr>
             <w:r>
-              <w:t xml:space="preserve">No.</w:t>
-            </w:r>
-          </w:p>
-        </w:tc>
-        <w:tc>
-          <w:tcPr/>
-          <w:p>
-            <w:pPr>
-              <w:pStyle w:val="Compact"/>
-              <w:jc w:val="left"/>
-            </w:pPr>
-            <w:r>
-              <w:t xml:space="preserve">File</w:t>
-            </w:r>
-          </w:p>
-        </w:tc>
-        <w:tc>
-          <w:tcPr/>
-          <w:p>
-            <w:pPr>
-              <w:pStyle w:val="Compact"/>
-              <w:jc w:val="left"/>
-            </w:pPr>
-            <w:r>
-              <w:t xml:space="preserve">Upload as</w:t>
+              <w:t xml:space="preserve">Concern raised</w:t>
+            </w:r>
+          </w:p>
+        </w:tc>
+        <w:tc>
+          <w:tcPr/>
+          <w:p>
+            <w:pPr>
+              <w:pStyle w:val="Compact"/>
+              <w:jc w:val="left"/>
+            </w:pPr>
+            <w:r>
+              <w:t xml:space="preserve">Correction made</w:t>
+            </w:r>
+          </w:p>
+        </w:tc>
+        <w:tc>
+          <w:tcPr/>
+          <w:p>
+            <w:pPr>
+              <w:pStyle w:val="Compact"/>
+              <w:jc w:val="left"/>
+            </w:pPr>
+            <w:r>
+              <w:t xml:space="preserve">Location</w:t>
             </w:r>
           </w:p>
         </w:tc>
       </w:tr>
       <w:tr>
-        <w:tc>
-          <w:tcPr/>
-          <w:p>
-            <w:pPr>
-              <w:pStyle w:val="Compact"/>
-              <w:jc w:val="left"/>
-            </w:pPr>
-            <w:r>
-              <w:t xml:space="preserve">01</w:t>
-            </w:r>
-          </w:p>
-        </w:tc>
-        <w:tc>
-          <w:tcPr/>
-          <w:p>
-            <w:pPr>
-              <w:pStyle w:val="Compact"/>
-              <w:jc w:val="left"/>
-            </w:pPr>
-            <w:r>
-              <w:t xml:space="preserve">01_Cover_Letter.docx</w:t>
-            </w:r>
-          </w:p>
-        </w:tc>
-        <w:tc>
-          <w:tcPr/>
-          <w:p>
-            <w:pPr>
-              <w:pStyle w:val="Compact"/>
-              <w:jc w:val="left"/>
-            </w:pPr>
-            <w:r>
-              <w:t xml:space="preserve">Cover letter</w:t>
+        <w:trPr>
+          <w:cantSplit/>
+        </w:trPr>
+        <w:tc>
+          <w:tcPr/>
+          <w:p>
+            <w:pPr>
+              <w:pStyle w:val="Compact"/>
+              <w:jc w:val="left"/>
+            </w:pPr>
+            <w:r>
+              <w:t xml:space="preserve">Figure implied that the 11 of 19 documentation requests belonged to the resource branch</w:t>
+            </w:r>
+          </w:p>
+        </w:tc>
+        <w:tc>
+          <w:tcPr/>
+          <w:p>
+            <w:pPr>
+              <w:pStyle w:val="Compact"/>
+              <w:jc w:val="left"/>
+            </w:pPr>
+            <w:r>
+              <w:t xml:space="preserve">The count moved to a separate</w:t>
+            </w:r>
+            <w:r>
+              <w:t xml:space="preserve"> </w:t>
+            </w:r>
+            <w:r>
+              <w:t xml:space="preserve">“</w:t>
+            </w:r>
+            <w:r>
+              <w:t xml:space="preserve">Who obtains further information? (across both branches)</w:t>
+            </w:r>
+            <w:r>
+              <w:t xml:space="preserve">”</w:t>
+            </w:r>
+            <w:r>
+              <w:t xml:space="preserve"> </w:t>
+            </w:r>
+            <w:r>
+              <w:t xml:space="preserve">panel; caption states the count spans all qualifying accounts</w:t>
+            </w:r>
+          </w:p>
+        </w:tc>
+        <w:tc>
+          <w:tcPr/>
+          <w:p>
+            <w:pPr>
+              <w:pStyle w:val="Compact"/>
+              <w:jc w:val="left"/>
+            </w:pPr>
+            <w:r>
+              <w:t xml:space="preserve">Figure 1; caption; Section 3.5.1</w:t>
             </w:r>
           </w:p>
         </w:tc>
       </w:tr>
       <w:tr>
-        <w:tc>
-          <w:tcPr/>
-          <w:p>
-            <w:pPr>
-              <w:pStyle w:val="Compact"/>
-              <w:jc w:val="left"/>
-            </w:pPr>
-            <w:r>
-              <w:t xml:space="preserve">02</w:t>
-            </w:r>
-          </w:p>
-        </w:tc>
-        <w:tc>
-          <w:tcPr/>
-          <w:p>
-            <w:pPr>
-              <w:pStyle w:val="Compact"/>
-              <w:jc w:val="left"/>
-            </w:pPr>
-            <w:r>
-              <w:t xml:space="preserve">Title_Page.docx</w:t>
-            </w:r>
-          </w:p>
-        </w:tc>
-        <w:tc>
-          <w:tcPr/>
-          <w:p>
-            <w:pPr>
-              <w:pStyle w:val="Compact"/>
-              <w:jc w:val="left"/>
-            </w:pPr>
-            <w:r>
-              <w:t xml:space="preserve">Title page (with author details)</w:t>
+        <w:trPr>
+          <w:cantSplit/>
+        </w:trPr>
+        <w:tc>
+          <w:tcPr/>
+          <w:p>
+            <w:pPr>
+              <w:pStyle w:val="Compact"/>
+              <w:jc w:val="left"/>
+            </w:pPr>
+            <w:r>
+              <w:t xml:space="preserve">Pathways could be read as exclusive or sequential</w:t>
+            </w:r>
+          </w:p>
+        </w:tc>
+        <w:tc>
+          <w:tcPr/>
+          <w:p>
+            <w:pPr>
+              <w:pStyle w:val="Compact"/>
+              <w:jc w:val="left"/>
+            </w:pPr>
+            <w:r>
+              <w:t xml:space="preserve">Figure note and caption:</w:t>
+            </w:r>
+            <w:r>
+              <w:t xml:space="preserve"> </w:t>
+            </w:r>
+            <w:r>
+              <w:t xml:space="preserve">“</w:t>
+            </w:r>
+            <w:r>
+              <w:t xml:space="preserve">Pathways are interpretive, non-exclusive and not necessarily sequential</w:t>
+            </w:r>
+            <w:r>
+              <w:t xml:space="preserve">”</w:t>
+            </w:r>
+            <w:r>
+              <w:t xml:space="preserve">; Sections 3.3 and 3.8 state the same</w:t>
+            </w:r>
+          </w:p>
+        </w:tc>
+        <w:tc>
+          <w:tcPr/>
+          <w:p>
+            <w:pPr>
+              <w:pStyle w:val="Compact"/>
+              <w:jc w:val="left"/>
+            </w:pPr>
+            <w:r>
+              <w:t xml:space="preserve">Figure 1; Sections 3.3, 3.8</w:t>
             </w:r>
           </w:p>
         </w:tc>
       </w:tr>
       <w:tr>
-        <w:tc>
-          <w:tcPr/>
-          <w:p>
-            <w:pPr>
-              <w:pStyle w:val="Compact"/>
-              <w:jc w:val="left"/>
-            </w:pPr>
-            <w:r>
-              <w:t xml:space="preserve">03</w:t>
-            </w:r>
-          </w:p>
-        </w:tc>
-        <w:tc>
-          <w:tcPr/>
-          <w:p>
-            <w:pPr>
-              <w:pStyle w:val="Compact"/>
-              <w:jc w:val="left"/>
-            </w:pPr>
-            <w:r>
-              <w:t xml:space="preserve">Highlights.docx</w:t>
-            </w:r>
-          </w:p>
-        </w:tc>
-        <w:tc>
-          <w:tcPr/>
-          <w:p>
-            <w:pPr>
-              <w:pStyle w:val="Compact"/>
-              <w:jc w:val="left"/>
-            </w:pPr>
-            <w:r>
-              <w:t xml:space="preserve">Highlights</w:t>
+        <w:trPr>
+          <w:cantSplit/>
+        </w:trPr>
+        <w:tc>
+          <w:tcPr/>
+          <w:p>
+            <w:pPr>
+              <w:pStyle w:val="Compact"/>
+              <w:jc w:val="left"/>
+            </w:pPr>
+            <w:r>
+              <w:t xml:space="preserve">“</w:t>
+            </w:r>
+            <w:r>
+              <w:t xml:space="preserve">Assessment without prior evidence</w:t>
+            </w:r>
+            <w:r>
+              <w:t xml:space="preserve">”</w:t>
+            </w:r>
+          </w:p>
+        </w:tc>
+        <w:tc>
+          <w:tcPr/>
+          <w:p>
+            <w:pPr>
+              <w:pStyle w:val="Compact"/>
+              <w:jc w:val="left"/>
+            </w:pPr>
+            <w:r>
+              <w:t xml:space="preserve">Replaced with</w:t>
+            </w:r>
+            <w:r>
+              <w:t xml:space="preserve"> </w:t>
+            </w:r>
+            <w:r>
+              <w:t xml:space="preserve">“</w:t>
+            </w:r>
+            <w:r>
+              <w:t xml:space="preserve">assessment without requiring additional substantiation</w:t>
+            </w:r>
+            <w:r>
+              <w:t xml:space="preserve">”</w:t>
+            </w:r>
+            <w:r>
+              <w:t xml:space="preserve"> </w:t>
+            </w:r>
+            <w:r>
+              <w:t xml:space="preserve">throughout; Section 3.5.4 now states that the nurse’s report was itself treated as sufficient grounds for inquiry</w:t>
+            </w:r>
+          </w:p>
+        </w:tc>
+        <w:tc>
+          <w:tcPr/>
+          <w:p>
+            <w:pPr>
+              <w:pStyle w:val="Compact"/>
+              <w:jc w:val="left"/>
+            </w:pPr>
+            <w:r>
+              <w:t xml:space="preserve">Abstract; Sections 3.5.4, 5; Table 2; Figure 1; Highlights; Cover letter</w:t>
             </w:r>
           </w:p>
         </w:tc>
       </w:tr>
       <w:tr>
-        <w:tc>
-          <w:tcPr/>
-          <w:p>
-            <w:pPr>
-              <w:pStyle w:val="Compact"/>
-              <w:jc w:val="left"/>
-            </w:pPr>
-            <w:r>
-              <w:t xml:space="preserve">04</w:t>
-            </w:r>
-          </w:p>
-        </w:tc>
-        <w:tc>
-          <w:tcPr/>
-          <w:p>
-            <w:pPr>
-              <w:pStyle w:val="Compact"/>
-              <w:jc w:val="left"/>
-            </w:pPr>
-            <w:r>
-              <w:t xml:space="preserve">Manuscript_Anonymised.docx</w:t>
-            </w:r>
-          </w:p>
-        </w:tc>
-        <w:tc>
-          <w:tcPr/>
-          <w:p>
-            <w:pPr>
-              <w:pStyle w:val="Compact"/>
-              <w:jc w:val="left"/>
-            </w:pPr>
-            <w:r>
-              <w:t xml:space="preserve">Manuscript (no author details)</w:t>
+        <w:trPr>
+          <w:cantSplit/>
+        </w:trPr>
+        <w:tc>
+          <w:tcPr/>
+          <w:p>
+            <w:pPr>
+              <w:pStyle w:val="Compact"/>
+              <w:jc w:val="left"/>
+            </w:pPr>
+            <w:r>
+              <w:t xml:space="preserve">“</w:t>
+            </w:r>
+            <w:r>
+              <w:t xml:space="preserve">Local action was faster</w:t>
+            </w:r>
+            <w:r>
+              <w:t xml:space="preserve">”</w:t>
+            </w:r>
+          </w:p>
+        </w:tc>
+        <w:tc>
+          <w:tcPr/>
+          <w:p>
+            <w:pPr>
+              <w:pStyle w:val="Compact"/>
+              <w:jc w:val="left"/>
+            </w:pPr>
+            <w:r>
+              <w:t xml:space="preserve">“</w:t>
+            </w:r>
+            <w:r>
+              <w:t xml:space="preserve">Managers described local action as faster than formal escalation</w:t>
+            </w:r>
+            <w:r>
+              <w:t xml:space="preserve">”</w:t>
+            </w:r>
+          </w:p>
+        </w:tc>
+        <w:tc>
+          <w:tcPr/>
+          <w:p>
+            <w:pPr>
+              <w:pStyle w:val="Compact"/>
+              <w:jc w:val="left"/>
+            </w:pPr>
+            <w:r>
+              <w:t xml:space="preserve">Section 3.6.1; Table 2; Figure 1</w:t>
             </w:r>
           </w:p>
         </w:tc>
       </w:tr>
       <w:tr>
-        <w:tc>
-          <w:tcPr/>
-          <w:p>
-            <w:pPr>
-              <w:pStyle w:val="Compact"/>
-              <w:jc w:val="left"/>
-            </w:pPr>
-            <w:r>
-              <w:t xml:space="preserve">05</w:t>
-            </w:r>
-          </w:p>
-        </w:tc>
-        <w:tc>
-          <w:tcPr/>
-          <w:p>
-            <w:pPr>
-              <w:pStyle w:val="Compact"/>
-              <w:jc w:val="left"/>
-            </w:pPr>
-            <w:r>
-              <w:t xml:space="preserve">Table_1_Participant_Characteristics.docx</w:t>
-            </w:r>
-          </w:p>
-        </w:tc>
-        <w:tc>
-          <w:tcPr/>
-          <w:p>
-            <w:pPr>
-              <w:pStyle w:val="Compact"/>
-              <w:jc w:val="left"/>
-            </w:pPr>
-            <w:r>
-              <w:t xml:space="preserve">Table</w:t>
+        <w:trPr>
+          <w:cantSplit/>
+        </w:trPr>
+        <w:tc>
+          <w:tcPr/>
+          <w:p>
+            <w:pPr>
+              <w:pStyle w:val="Compact"/>
+              <w:jc w:val="left"/>
+            </w:pPr>
+            <w:r>
+              <w:t xml:space="preserve">Dashboard stability claim</w:t>
+            </w:r>
+          </w:p>
+        </w:tc>
+        <w:tc>
+          <w:tcPr/>
+          <w:p>
+            <w:pPr>
+              <w:pStyle w:val="Compact"/>
+              <w:jc w:val="left"/>
+            </w:pPr>
+            <w:r>
+              <w:t xml:space="preserve">Presented as</w:t>
+            </w:r>
+            <w:r>
+              <w:t xml:space="preserve"> </w:t>
+            </w:r>
+            <w:r>
+              <w:t xml:space="preserve">“</w:t>
+            </w:r>
+            <w:r>
+              <w:t xml:space="preserve">one possible interpretation, which these data cannot test</w:t>
+            </w:r>
+            <w:r>
+              <w:t xml:space="preserve">”</w:t>
+            </w:r>
+          </w:p>
+        </w:tc>
+        <w:tc>
+          <w:tcPr/>
+          <w:p>
+            <w:pPr>
+              <w:pStyle w:val="Compact"/>
+              <w:jc w:val="left"/>
+            </w:pPr>
+            <w:r>
+              <w:t xml:space="preserve">Section 4.3</w:t>
             </w:r>
           </w:p>
         </w:tc>
       </w:tr>
       <w:tr>
-        <w:tc>
-          <w:tcPr/>
-          <w:p>
-            <w:pPr>
-              <w:pStyle w:val="Compact"/>
-              <w:jc w:val="left"/>
-            </w:pPr>
-            <w:r>
-              <w:t xml:space="preserve">06</w:t>
-            </w:r>
-          </w:p>
-        </w:tc>
-        <w:tc>
-          <w:tcPr/>
-          <w:p>
-            <w:pPr>
-              <w:pStyle w:val="Compact"/>
-              <w:jc w:val="left"/>
-            </w:pPr>
-            <w:r>
-              <w:t xml:space="preserve">Table_2_Themes_and_Objectives.docx</w:t>
-            </w:r>
-          </w:p>
-        </w:tc>
-        <w:tc>
-          <w:tcPr/>
-          <w:p>
-            <w:pPr>
-              <w:pStyle w:val="Compact"/>
-              <w:jc w:val="left"/>
-            </w:pPr>
-            <w:r>
-              <w:t xml:space="preserve">Table</w:t>
+        <w:trPr>
+          <w:cantSplit/>
+        </w:trPr>
+        <w:tc>
+          <w:tcPr/>
+          <w:p>
+            <w:pPr>
+              <w:pStyle w:val="Compact"/>
+              <w:jc w:val="left"/>
+            </w:pPr>
+            <w:r>
+              <w:t xml:space="preserve">“</w:t>
+            </w:r>
+            <w:r>
+              <w:t xml:space="preserve">The framework supports</w:t>
+            </w:r>
+            <w:r>
+              <w:t xml:space="preserve">”</w:t>
+            </w:r>
+          </w:p>
+        </w:tc>
+        <w:tc>
+          <w:tcPr/>
+          <w:p>
+            <w:pPr>
+              <w:pStyle w:val="Compact"/>
+              <w:jc w:val="left"/>
+            </w:pPr>
+            <w:r>
+              <w:t xml:space="preserve">“</w:t>
+            </w:r>
+            <w:r>
+              <w:t xml:space="preserve">The proposed framework offers questions for proportionate inquiry</w:t>
+            </w:r>
+            <w:r>
+              <w:t xml:space="preserve">”</w:t>
+            </w:r>
+          </w:p>
+        </w:tc>
+        <w:tc>
+          <w:tcPr/>
+          <w:p>
+            <w:pPr>
+              <w:pStyle w:val="Compact"/>
+              <w:jc w:val="left"/>
+            </w:pPr>
+            <w:r>
+              <w:t xml:space="preserve">Section 5</w:t>
             </w:r>
           </w:p>
         </w:tc>
       </w:tr>
       <w:tr>
-        <w:tc>
-          <w:tcPr/>
-          <w:p>
-            <w:pPr>
-              <w:pStyle w:val="Compact"/>
-              <w:jc w:val="left"/>
-            </w:pPr>
-            <w:r>
-              <w:t xml:space="preserve">07</w:t>
-            </w:r>
-          </w:p>
-        </w:tc>
-        <w:tc>
-          <w:tcPr/>
-          <w:p>
-            <w:pPr>
-              <w:pStyle w:val="Compact"/>
-              <w:jc w:val="left"/>
-            </w:pPr>
-            <w:r>
-              <w:t xml:space="preserve">Table_3_Proposed_Practice_Framework.docx</w:t>
-            </w:r>
-          </w:p>
-        </w:tc>
-        <w:tc>
-          <w:tcPr/>
-          <w:p>
-            <w:pPr>
-              <w:pStyle w:val="Compact"/>
-              <w:jc w:val="left"/>
-            </w:pPr>
-            <w:r>
-              <w:t xml:space="preserve">Table</w:t>
+        <w:trPr>
+          <w:cantSplit/>
+        </w:trPr>
+        <w:tc>
+          <w:tcPr/>
+          <w:p>
+            <w:pPr>
+              <w:pStyle w:val="Compact"/>
+              <w:jc w:val="left"/>
+            </w:pPr>
+            <w:r>
+              <w:t xml:space="preserve">Novelty claim too categorical</w:t>
+            </w:r>
+          </w:p>
+        </w:tc>
+        <w:tc>
+          <w:tcPr/>
+          <w:p>
+            <w:pPr>
+              <w:pStyle w:val="Compact"/>
+              <w:jc w:val="left"/>
+            </w:pPr>
+            <w:r>
+              <w:t xml:space="preserve">“</w:t>
+            </w:r>
+            <w:r>
+              <w:t xml:space="preserve">…remains insufficiently understood, in Saudi Arabia and elsewhere</w:t>
+            </w:r>
+            <w:r>
+              <w:t xml:space="preserve">”</w:t>
+            </w:r>
+            <w:r>
+              <w:t xml:space="preserve">; Introduction paragraph 2 now acknowledges what prior studies show</w:t>
+            </w:r>
+          </w:p>
+        </w:tc>
+        <w:tc>
+          <w:tcPr/>
+          <w:p>
+            <w:pPr>
+              <w:pStyle w:val="Compact"/>
+              <w:jc w:val="left"/>
+            </w:pPr>
+            <w:r>
+              <w:t xml:space="preserve">Abstract; Introduction; Cover letter</w:t>
             </w:r>
           </w:p>
         </w:tc>
       </w:tr>
       <w:tr>
-        <w:tc>
-          <w:tcPr/>
-          <w:p>
-            <w:pPr>
-              <w:pStyle w:val="Compact"/>
-              <w:jc w:val="left"/>
-            </w:pPr>
-            <w:r>
-              <w:t xml:space="preserve">08</w:t>
-            </w:r>
-          </w:p>
-        </w:tc>
-        <w:tc>
-          <w:tcPr/>
-          <w:p>
-            <w:pPr>
-              <w:pStyle w:val="Compact"/>
-              <w:jc w:val="left"/>
-            </w:pPr>
-            <w:r>
-              <w:t xml:space="preserve">Figure_1.pdf / Figure_1.tiff</w:t>
-            </w:r>
-          </w:p>
-        </w:tc>
-        <w:tc>
-          <w:tcPr/>
-          <w:p>
-            <w:pPr>
-              <w:pStyle w:val="Compact"/>
-              <w:jc w:val="left"/>
-            </w:pPr>
-            <w:r>
-              <w:t xml:space="preserve">Figure (upload one; PDF is vector)</w:t>
+        <w:trPr>
+          <w:cantSplit/>
+        </w:trPr>
+        <w:tc>
+          <w:tcPr/>
+          <w:p>
+            <w:pPr>
+              <w:pStyle w:val="Compact"/>
+              <w:jc w:val="left"/>
+            </w:pPr>
+            <w:r>
+              <w:t xml:space="preserve">Fricker interpretation</w:t>
+            </w:r>
+          </w:p>
+        </w:tc>
+        <w:tc>
+          <w:tcPr/>
+          <w:p>
+            <w:pPr>
+              <w:pStyle w:val="Compact"/>
+              <w:jc w:val="left"/>
+            </w:pPr>
+            <w:r>
+              <w:t xml:space="preserve">Testimonial injustice defined as a credibility deficit arising from identity prejudice; the text states that differences in trust or familiarity do not establish prejudicial discounting and that the study did not examine this; retained only as a cautious lens</w:t>
+            </w:r>
+          </w:p>
+        </w:tc>
+        <w:tc>
+          <w:tcPr/>
+          <w:p>
+            <w:pPr>
+              <w:pStyle w:val="Compact"/>
+              <w:jc w:val="left"/>
+            </w:pPr>
+            <w:r>
+              <w:t xml:space="preserve">Section 4.2</w:t>
             </w:r>
           </w:p>
         </w:tc>
       </w:tr>
       <w:tr>
-        <w:tc>
-          <w:tcPr/>
-          <w:p>
-            <w:pPr>
-              <w:pStyle w:val="Compact"/>
-              <w:jc w:val="left"/>
-            </w:pPr>
-            <w:r>
-              <w:t xml:space="preserve">09</w:t>
-            </w:r>
-          </w:p>
-        </w:tc>
-        <w:tc>
-          <w:tcPr/>
-          <w:p>
-            <w:pPr>
-              <w:pStyle w:val="Compact"/>
-              <w:jc w:val="left"/>
-            </w:pPr>
-            <w:r>
-              <w:t xml:space="preserve">Supplementary_File_1_Interview_Guide.docx</w:t>
-            </w:r>
-          </w:p>
-        </w:tc>
-        <w:tc>
-          <w:tcPr/>
-          <w:p>
-            <w:pPr>
-              <w:pStyle w:val="Compact"/>
-              <w:jc w:val="left"/>
-            </w:pPr>
-            <w:r>
-              <w:t xml:space="preserve">Supplementary material</w:t>
+        <w:trPr>
+          <w:cantSplit/>
+        </w:trPr>
+        <w:tc>
+          <w:tcPr/>
+          <w:p>
+            <w:pPr>
+              <w:pStyle w:val="Compact"/>
+              <w:jc w:val="left"/>
+            </w:pPr>
+            <w:r>
+              <w:t xml:space="preserve">Last Modified By metadata</w:t>
+            </w:r>
+          </w:p>
+        </w:tc>
+        <w:tc>
+          <w:tcPr/>
+          <w:p>
+            <w:pPr>
+              <w:pStyle w:val="Compact"/>
+              <w:jc w:val="left"/>
+            </w:pPr>
+            <w:r>
+              <w:t xml:space="preserve">All personal metadata removed and Word’s remove-personal-information-on-save setting applied to every file</w:t>
+            </w:r>
+          </w:p>
+        </w:tc>
+        <w:tc>
+          <w:tcPr/>
+          <w:p>
+            <w:pPr>
+              <w:pStyle w:val="Compact"/>
+              <w:jc w:val="left"/>
+            </w:pPr>
+            <w:r>
+              <w:t xml:space="preserve">All .docx files</w:t>
             </w:r>
           </w:p>
         </w:tc>
       </w:tr>
       <w:tr>
-        <w:tc>
-          <w:tcPr/>
-          <w:p>
-            <w:pPr>
-              <w:pStyle w:val="Compact"/>
-              <w:jc w:val="left"/>
-            </w:pPr>
-            <w:r>
-              <w:t xml:space="preserve">10</w:t>
-            </w:r>
-          </w:p>
-        </w:tc>
-        <w:tc>
-          <w:tcPr/>
-          <w:p>
-            <w:pPr>
-              <w:pStyle w:val="Compact"/>
-              <w:jc w:val="left"/>
-            </w:pPr>
-            <w:r>
-              <w:t xml:space="preserve">Supplementary_File_2_SRQR_COREQ.docx</w:t>
-            </w:r>
-          </w:p>
-        </w:tc>
-        <w:tc>
-          <w:tcPr/>
-          <w:p>
-            <w:pPr>
-              <w:pStyle w:val="Compact"/>
-              <w:jc w:val="left"/>
-            </w:pPr>
-            <w:r>
-              <w:t xml:space="preserve">Supplementary material</w:t>
+        <w:trPr>
+          <w:cantSplit/>
+        </w:trPr>
+        <w:tc>
+          <w:tcPr/>
+          <w:p>
+            <w:pPr>
+              <w:pStyle w:val="Compact"/>
+              <w:jc w:val="left"/>
+            </w:pPr>
+            <w:r>
+              <w:t xml:space="preserve">Table 1 column header</w:t>
+            </w:r>
+          </w:p>
+        </w:tc>
+        <w:tc>
+          <w:tcPr/>
+          <w:p>
+            <w:pPr>
+              <w:pStyle w:val="Compact"/>
+              <w:jc w:val="left"/>
+            </w:pPr>
+            <w:r>
+              <w:t xml:space="preserve">“</w:t>
+            </w:r>
+            <w:r>
+              <w:t xml:space="preserve">n (%)</w:t>
+            </w:r>
+            <w:r>
+              <w:t xml:space="preserve">”</w:t>
+            </w:r>
+            <w:r>
+              <w:t xml:space="preserve"> </w:t>
+            </w:r>
+            <w:r>
+              <w:t xml:space="preserve">changed to</w:t>
+            </w:r>
+            <w:r>
+              <w:t xml:space="preserve"> </w:t>
+            </w:r>
+            <w:r>
+              <w:t xml:space="preserve">“</w:t>
+            </w:r>
+            <w:r>
+              <w:t xml:space="preserve">Value</w:t>
+            </w:r>
+            <w:r>
+              <w:t xml:space="preserve">”</w:t>
+            </w:r>
+          </w:p>
+        </w:tc>
+        <w:tc>
+          <w:tcPr/>
+          <w:p>
+            <w:pPr>
+              <w:pStyle w:val="Compact"/>
+              <w:jc w:val="left"/>
+            </w:pPr>
+            <w:r>
+              <w:t xml:space="preserve">Table 1</w:t>
             </w:r>
           </w:p>
         </w:tc>
       </w:tr>
       <w:tr>
-        <w:tc>
-          <w:tcPr/>
-          <w:p>
-            <w:pPr>
-              <w:pStyle w:val="Compact"/>
-              <w:jc w:val="left"/>
-            </w:pPr>
-            <w:r>
-              <w:t xml:space="preserve">11</w:t>
-            </w:r>
-          </w:p>
-        </w:tc>
-        <w:tc>
-          <w:tcPr/>
-          <w:p>
-            <w:pPr>
-              <w:pStyle w:val="Compact"/>
-              <w:jc w:val="left"/>
-            </w:pPr>
-            <w:r>
-              <w:t xml:space="preserve">Supplementary_File_3_Eligibility_Data_Management_Ethics.docx</w:t>
-            </w:r>
-          </w:p>
-        </w:tc>
-        <w:tc>
-          <w:tcPr/>
-          <w:p>
-            <w:pPr>
-              <w:pStyle w:val="Compact"/>
-              <w:jc w:val="left"/>
-            </w:pPr>
-            <w:r>
-              <w:t xml:space="preserve">Supplementary material</w:t>
+        <w:trPr>
+          <w:cantSplit/>
+        </w:trPr>
+        <w:tc>
+          <w:tcPr/>
+          <w:p>
+            <w:pPr>
+              <w:pStyle w:val="Compact"/>
+              <w:jc w:val="left"/>
+            </w:pPr>
+            <w:r>
+              <w:t xml:space="preserve">Table 1 footnote</w:t>
+            </w:r>
+          </w:p>
+        </w:tc>
+        <w:tc>
+          <w:tcPr/>
+          <w:p>
+            <w:pPr>
+              <w:pStyle w:val="Compact"/>
+              <w:jc w:val="left"/>
+            </w:pPr>
+            <w:r>
+              <w:t xml:space="preserve">“</w:t>
+            </w:r>
+            <w:r>
+              <w:t xml:space="preserve">Selected demographic categories were combined</w:t>
+            </w:r>
+            <w:r>
+              <w:t xml:space="preserve">”</w:t>
+            </w:r>
+            <w:r>
+              <w:t xml:space="preserve">; notes that unit type is reported in full because quotations are not attributed by unit. Matching wording in Supplementary Files 2 and 3</w:t>
+            </w:r>
+          </w:p>
+        </w:tc>
+        <w:tc>
+          <w:tcPr/>
+          <w:p>
+            <w:pPr>
+              <w:pStyle w:val="Compact"/>
+              <w:jc w:val="left"/>
+            </w:pPr>
+            <w:r>
+              <w:t xml:space="preserve">Table 1; Supplementary Files 2 and 3</w:t>
+            </w:r>
+          </w:p>
+        </w:tc>
+      </w:tr>
+      <w:tr>
+        <w:trPr>
+          <w:cantSplit/>
+        </w:trPr>
+        <w:tc>
+          <w:tcPr/>
+          <w:p>
+            <w:pPr>
+              <w:pStyle w:val="Compact"/>
+              <w:jc w:val="left"/>
+            </w:pPr>
+            <w:r>
+              <w:t xml:space="preserve">Table 2 row splitting</w:t>
+            </w:r>
+          </w:p>
+        </w:tc>
+        <w:tc>
+          <w:tcPr/>
+          <w:p>
+            <w:pPr>
+              <w:pStyle w:val="Compact"/>
+              <w:jc w:val="left"/>
+            </w:pPr>
+            <w:r>
+              <w:t xml:space="preserve">Rows cannot split across pages; header row repeats; theme cells merged vertically</w:t>
+            </w:r>
+          </w:p>
+        </w:tc>
+        <w:tc>
+          <w:tcPr/>
+          <w:p>
+            <w:pPr>
+              <w:pStyle w:val="Compact"/>
+              <w:jc w:val="left"/>
+            </w:pPr>
+            <w:r>
+              <w:t xml:space="preserve">Table 2 (also applied to Tables 1 and 3)</w:t>
+            </w:r>
+          </w:p>
+        </w:tc>
+      </w:tr>
+      <w:tr>
+        <w:trPr>
+          <w:cantSplit/>
+        </w:trPr>
+        <w:tc>
+          <w:tcPr/>
+          <w:p>
+            <w:pPr>
+              <w:pStyle w:val="Compact"/>
+              <w:jc w:val="left"/>
+            </w:pPr>
+            <w:r>
+              <w:t xml:space="preserve">SRQR S4 location</w:t>
+            </w:r>
+          </w:p>
+        </w:tc>
+        <w:tc>
+          <w:tcPr/>
+          <w:p>
+            <w:pPr>
+              <w:pStyle w:val="Compact"/>
+              <w:jc w:val="left"/>
+            </w:pPr>
+            <w:r>
+              <w:t xml:space="preserve">“</w:t>
+            </w:r>
+            <w:r>
+              <w:t xml:space="preserve">1.1–1.2</w:t>
+            </w:r>
+            <w:r>
+              <w:t xml:space="preserve">”</w:t>
+            </w:r>
+            <w:r>
+              <w:t xml:space="preserve"> </w:t>
+            </w:r>
+            <w:r>
+              <w:t xml:space="preserve">changed to</w:t>
+            </w:r>
+            <w:r>
+              <w:t xml:space="preserve"> </w:t>
+            </w:r>
+            <w:r>
+              <w:t xml:space="preserve">“</w:t>
+            </w:r>
+            <w:r>
+              <w:t xml:space="preserve">1.1</w:t>
+            </w:r>
+            <w:r>
+              <w:t xml:space="preserve">”</w:t>
+            </w:r>
+          </w:p>
+        </w:tc>
+        <w:tc>
+          <w:tcPr/>
+          <w:p>
+            <w:pPr>
+              <w:pStyle w:val="Compact"/>
+              <w:jc w:val="left"/>
+            </w:pPr>
+            <w:r>
+              <w:t xml:space="preserve">Supplementary File 2</w:t>
             </w:r>
           </w:p>
         </w:tc>
       </w:tr>
     </w:tbl>
+    <w:bookmarkEnd w:id="22"/>
+    <w:bookmarkStart w:id="23" w:name="X15a20231ab96bf30e5241d0aa0741978dd47f49"/>
+    <w:p>
+      <w:pPr>
+        <w:pStyle w:val="Heading1"/>
+      </w:pPr>
+      <w:r>
+        <w:t xml:space="preserve">4. Essential content restored or added for peer review</w:t>
+      </w:r>
+    </w:p>
+    <w:p>
+      <w:pPr>
+        <w:pStyle w:val="Compact"/>
+        <w:numPr>
+          <w:ilvl w:val="0"/>
+          <w:numId w:val="1003"/>
+        </w:numPr>
+      </w:pPr>
+      <w:r>
+        <w:rPr>
+          <w:bCs/>
+          <w:b/>
+        </w:rPr>
+        <w:t xml:space="preserve">Setting:</w:t>
+      </w:r>
+      <w:r>
+        <w:t xml:space="preserve"> </w:t>
+      </w:r>
+      <w:r>
+        <w:t xml:space="preserve">named accreditation body (Saudi Central Board for Accreditation of Healthcare Institutions); two tertiary and four secondary hospitals; three to five participants per hospital.</w:t>
+      </w:r>
+    </w:p>
+    <w:p>
+      <w:pPr>
+        <w:pStyle w:val="Compact"/>
+        <w:numPr>
+          <w:ilvl w:val="0"/>
+          <w:numId w:val="1003"/>
+        </w:numPr>
+      </w:pPr>
+      <w:r>
+        <w:rPr>
+          <w:bCs/>
+          <w:b/>
+        </w:rPr>
+        <w:t xml:space="preserve">Sampling:</w:t>
+      </w:r>
+      <w:r>
+        <w:t xml:space="preserve"> </w:t>
+      </w:r>
+      <w:r>
+        <w:t xml:space="preserve">the plan did not require every hospital–unit combination; the dimensions guided diversity rather than subgroup comparison.</w:t>
+      </w:r>
+    </w:p>
+    <w:p>
+      <w:pPr>
+        <w:pStyle w:val="Compact"/>
+        <w:numPr>
+          <w:ilvl w:val="0"/>
+          <w:numId w:val="1003"/>
+        </w:numPr>
+      </w:pPr>
+      <w:r>
+        <w:rPr>
+          <w:bCs/>
+          <w:b/>
+        </w:rPr>
+        <w:t xml:space="preserve">Recruitment and consent:</w:t>
+      </w:r>
+      <w:r>
+        <w:t xml:space="preserve"> </w:t>
+      </w:r>
+      <w:r>
+        <w:t xml:space="preserve">administrative permission from the directorate and each hospital; rooms booked under a generic title; off-site and video options (off-site not used); the right to decline questions or stop.</w:t>
+      </w:r>
+    </w:p>
+    <w:p>
+      <w:pPr>
+        <w:pStyle w:val="Compact"/>
+        <w:numPr>
+          <w:ilvl w:val="0"/>
+          <w:numId w:val="1003"/>
+        </w:numPr>
+      </w:pPr>
+      <w:r>
+        <w:rPr>
+          <w:bCs/>
+          <w:b/>
+        </w:rPr>
+        <w:t xml:space="preserve">Data collection:</w:t>
+      </w:r>
+      <w:r>
+        <w:t xml:space="preserve"> </w:t>
+      </w:r>
+      <w:r>
+        <w:t xml:space="preserve">pilot timing and setting; dates of guide refinements; video interviews recorded as audio only; participants asked not to name others; structured field-note template.</w:t>
+      </w:r>
+    </w:p>
+    <w:p>
+      <w:pPr>
+        <w:pStyle w:val="Compact"/>
+        <w:numPr>
+          <w:ilvl w:val="0"/>
+          <w:numId w:val="1003"/>
+        </w:numPr>
+      </w:pPr>
+      <w:r>
+        <w:rPr>
+          <w:bCs/>
+          <w:b/>
+        </w:rPr>
+        <w:t xml:space="preserve">Data management:</w:t>
+      </w:r>
+      <w:r>
+        <w:t xml:space="preserve"> </w:t>
+      </w:r>
+      <w:r>
+        <w:t xml:space="preserve">access by role, deletion of audio after verification, what the translation checker and auditor received, and retention periods.</w:t>
+      </w:r>
+    </w:p>
+    <w:p>
+      <w:pPr>
+        <w:pStyle w:val="Compact"/>
+        <w:numPr>
+          <w:ilvl w:val="0"/>
+          <w:numId w:val="1003"/>
+        </w:numPr>
+      </w:pPr>
+      <w:r>
+        <w:rPr>
+          <w:bCs/>
+          <w:b/>
+        </w:rPr>
+        <w:t xml:space="preserve">Analysis:</w:t>
+      </w:r>
+      <w:r>
+        <w:t xml:space="preserve"> </w:t>
+      </w:r>
+      <w:r>
+        <w:t xml:space="preserve">five explicit phases (familiarisation; initial coding; classification of accounts; comparison and challenge; interpretation), with the rationale for not calculating inter-coder reliability.</w:t>
+      </w:r>
+    </w:p>
+    <w:p>
+      <w:pPr>
+        <w:pStyle w:val="Compact"/>
+        <w:numPr>
+          <w:ilvl w:val="0"/>
+          <w:numId w:val="1003"/>
+        </w:numPr>
+      </w:pPr>
+      <w:r>
+        <w:rPr>
+          <w:bCs/>
+          <w:b/>
+        </w:rPr>
+        <w:t xml:space="preserve">Rigour:</w:t>
+      </w:r>
+      <w:r>
+        <w:t xml:space="preserve"> </w:t>
+      </w:r>
+      <w:r>
+        <w:t xml:space="preserve">Thorne’s four criteria each linked to concrete procedures; the member-reflection process (two-page bilingual summary, three-week window, 10 responses).</w:t>
+      </w:r>
+    </w:p>
+    <w:p>
+      <w:pPr>
+        <w:pStyle w:val="Compact"/>
+        <w:numPr>
+          <w:ilvl w:val="0"/>
+          <w:numId w:val="1003"/>
+        </w:numPr>
+      </w:pPr>
+      <w:r>
+        <w:rPr>
+          <w:bCs/>
+          <w:b/>
+        </w:rPr>
+        <w:t xml:space="preserve">Ethics:</w:t>
+      </w:r>
+      <w:r>
+        <w:t xml:space="preserve"> </w:t>
+      </w:r>
+      <w:r>
+        <w:t xml:space="preserve">scope of the approval, the support-service provision and aggregation of small categories.</w:t>
+      </w:r>
+    </w:p>
+    <w:p>
+      <w:pPr>
+        <w:pStyle w:val="Compact"/>
+        <w:numPr>
+          <w:ilvl w:val="0"/>
+          <w:numId w:val="1003"/>
+        </w:numPr>
+      </w:pPr>
+      <w:r>
+        <w:rPr>
+          <w:bCs/>
+          <w:b/>
+        </w:rPr>
+        <w:t xml:space="preserve">Results:</w:t>
+      </w:r>
+      <w:r>
+        <w:t xml:space="preserve"> </w:t>
+      </w:r>
+      <w:r>
+        <w:t xml:space="preserve">spread of quotations across participants and hospitals; explicit statement that a single account could contribute to more than one theme.</w:t>
+      </w:r>
+    </w:p>
+    <w:p>
+      <w:pPr>
+        <w:pStyle w:val="Compact"/>
+        <w:numPr>
+          <w:ilvl w:val="0"/>
+          <w:numId w:val="1003"/>
+        </w:numPr>
+      </w:pPr>
+      <w:r>
+        <w:rPr>
+          <w:bCs/>
+          <w:b/>
+        </w:rPr>
+        <w:t xml:space="preserve">Limitations:</w:t>
+      </w:r>
+      <w:r>
+        <w:t xml:space="preserve"> </w:t>
+      </w:r>
+      <w:r>
+        <w:t xml:space="preserve">possible under-reporting of concerns that were not pursued.</w:t>
+      </w:r>
+    </w:p>
+    <w:bookmarkEnd w:id="23"/>
+    <w:bookmarkStart w:id="24" w:name="verification-performed"/>
+    <w:p>
+      <w:pPr>
+        <w:pStyle w:val="Heading1"/>
+      </w:pPr>
+      <w:r>
+        <w:t xml:space="preserve">5. Verification performed</w:t>
+      </w:r>
+    </w:p>
+    <w:p>
+      <w:pPr>
+        <w:pStyle w:val="Compact"/>
+        <w:numPr>
+          <w:ilvl w:val="0"/>
+          <w:numId w:val="1004"/>
+        </w:numPr>
+      </w:pPr>
+      <w:r>
+        <w:t xml:space="preserve">All 27 participant quotations were checked automatically against the original manuscript: word-for-word identical.</w:t>
+      </w:r>
+    </w:p>
+    <w:p>
+      <w:pPr>
+        <w:pStyle w:val="Compact"/>
+        <w:numPr>
+          <w:ilvl w:val="0"/>
+          <w:numId w:val="1004"/>
+        </w:numPr>
+      </w:pPr>
+      <w:r>
+        <w:t xml:space="preserve">Every in-text citation matches the reference list (44 references), and the 2025–2026 references were spot-checked against a bibliographic database.</w:t>
+      </w:r>
+    </w:p>
+    <w:p>
+      <w:pPr>
+        <w:pStyle w:val="Compact"/>
+        <w:numPr>
+          <w:ilvl w:val="0"/>
+          <w:numId w:val="1004"/>
+        </w:numPr>
+      </w:pPr>
+      <w:r>
+        <w:t xml:space="preserve">Key figures were cross-checked across all files: 38 eligible, 29 volunteers, 23 interviewed, 19 qualifying, 15 of 19, 11 of 19, 14 Arabic and 9 English interviews, 18 face to face and 5 by video, 42–81 minutes, 10 member reflections, approval No. 9804 of 26 December 2025.</w:t>
+      </w:r>
+    </w:p>
+    <w:p>
+      <w:pPr>
+        <w:pStyle w:val="Compact"/>
+        <w:numPr>
+          <w:ilvl w:val="0"/>
+          <w:numId w:val="1004"/>
+        </w:numPr>
+      </w:pPr>
+      <w:r>
+        <w:t xml:space="preserve">All Word files pass Office Open XML schema validation; each file was rendered and visually inspected.</w:t>
+      </w:r>
+    </w:p>
     <w:bookmarkEnd w:id="24"/>
+    <w:bookmarkStart w:id="25" w:name="submission-file-list"/>
+    <w:p>
+      <w:pPr>
+        <w:pStyle w:val="Heading1"/>
+      </w:pPr>
+      <w:r>
+        <w:t xml:space="preserve">6. Submission file list</w:t>
+      </w:r>
+    </w:p>
+    <w:tbl>
+      <w:tblPr>
+        <w:tblStyle w:val="Table"/>
+        <w:tblW w:type="pct" w:w="5000"/>
+        <w:jc w:val="start"/>
+        <w:tblLook w:firstRow="1" w:lastRow="0" w:firstColumn="0" w:lastColumn="0" w:noHBand="0" w:noVBand="0" w:val="0020"/>
+      </w:tblPr>
+      <w:tblGrid>
+        <w:gridCol w:w="2640"/>
+        <w:gridCol w:w="2640"/>
+        <w:gridCol w:w="2640"/>
+      </w:tblGrid>
+      <w:tr>
+        <w:trPr>
+          <w:cantSplit/>
+          <w:tblHeader w:val="true"/>
+        </w:trPr>
+        <w:tc>
+          <w:tcPr/>
+          <w:p>
+            <w:pPr>
+              <w:pStyle w:val="Compact"/>
+              <w:jc w:val="left"/>
+            </w:pPr>
+            <w:r>
+              <w:t xml:space="preserve">No.</w:t>
+            </w:r>
+          </w:p>
+        </w:tc>
+        <w:tc>
+          <w:tcPr/>
+          <w:p>
+            <w:pPr>
+              <w:pStyle w:val="Compact"/>
+              <w:jc w:val="left"/>
+            </w:pPr>
+            <w:r>
+              <w:t xml:space="preserve">File</w:t>
+            </w:r>
+          </w:p>
+        </w:tc>
+        <w:tc>
+          <w:tcPr/>
+          <w:p>
+            <w:pPr>
+              <w:pStyle w:val="Compact"/>
+              <w:jc w:val="left"/>
+            </w:pPr>
+            <w:r>
+              <w:t xml:space="preserve">Upload as</w:t>
+            </w:r>
+          </w:p>
+        </w:tc>
+      </w:tr>
+      <w:tr>
+        <w:trPr>
+          <w:cantSplit/>
+        </w:trPr>
+        <w:tc>
+          <w:tcPr/>
+          <w:p>
+            <w:pPr>
+              <w:pStyle w:val="Compact"/>
+              <w:jc w:val="left"/>
+            </w:pPr>
+            <w:r>
+              <w:t xml:space="preserve">01</w:t>
+            </w:r>
+          </w:p>
+        </w:tc>
+        <w:tc>
+          <w:tcPr/>
+          <w:p>
+            <w:pPr>
+              <w:pStyle w:val="Compact"/>
+              <w:jc w:val="left"/>
+            </w:pPr>
+            <w:r>
+              <w:t xml:space="preserve">01_Cover_Letter.docx</w:t>
+            </w:r>
+          </w:p>
+        </w:tc>
+        <w:tc>
+          <w:tcPr/>
+          <w:p>
+            <w:pPr>
+              <w:pStyle w:val="Compact"/>
+              <w:jc w:val="left"/>
+            </w:pPr>
+            <w:r>
+              <w:t xml:space="preserve">Cover letter</w:t>
+            </w:r>
+          </w:p>
+        </w:tc>
+      </w:tr>
+      <w:tr>
+        <w:trPr>
+          <w:cantSplit/>
+        </w:trPr>
+        <w:tc>
+          <w:tcPr/>
+          <w:p>
+            <w:pPr>
+              <w:pStyle w:val="Compact"/>
+              <w:jc w:val="left"/>
+            </w:pPr>
+            <w:r>
+              <w:t xml:space="preserve">02</w:t>
+            </w:r>
+          </w:p>
+        </w:tc>
+        <w:tc>
+          <w:tcPr/>
+          <w:p>
+            <w:pPr>
+              <w:pStyle w:val="Compact"/>
+              <w:jc w:val="left"/>
+            </w:pPr>
+            <w:r>
+              <w:t xml:space="preserve">02_Title_Page.docx</w:t>
+            </w:r>
+          </w:p>
+        </w:tc>
+        <w:tc>
+          <w:tcPr/>
+          <w:p>
+            <w:pPr>
+              <w:pStyle w:val="Compact"/>
+              <w:jc w:val="left"/>
+            </w:pPr>
+            <w:r>
+              <w:t xml:space="preserve">Title page (with author details)</w:t>
+            </w:r>
+          </w:p>
+        </w:tc>
+      </w:tr>
+      <w:tr>
+        <w:trPr>
+          <w:cantSplit/>
+        </w:trPr>
+        <w:tc>
+          <w:tcPr/>
+          <w:p>
+            <w:pPr>
+              <w:pStyle w:val="Compact"/>
+              <w:jc w:val="left"/>
+            </w:pPr>
+            <w:r>
+              <w:t xml:space="preserve">03</w:t>
+            </w:r>
+          </w:p>
+        </w:tc>
+        <w:tc>
+          <w:tcPr/>
+          <w:p>
+            <w:pPr>
+              <w:pStyle w:val="Compact"/>
+              <w:jc w:val="left"/>
+            </w:pPr>
+            <w:r>
+              <w:t xml:space="preserve">03_Highlights.docx</w:t>
+            </w:r>
+          </w:p>
+        </w:tc>
+        <w:tc>
+          <w:tcPr/>
+          <w:p>
+            <w:pPr>
+              <w:pStyle w:val="Compact"/>
+              <w:jc w:val="left"/>
+            </w:pPr>
+            <w:r>
+              <w:t xml:space="preserve">Highlights</w:t>
+            </w:r>
+          </w:p>
+        </w:tc>
+      </w:tr>
+      <w:tr>
+        <w:trPr>
+          <w:cantSplit/>
+        </w:trPr>
+        <w:tc>
+          <w:tcPr/>
+          <w:p>
+            <w:pPr>
+              <w:pStyle w:val="Compact"/>
+              <w:jc w:val="left"/>
+            </w:pPr>
+            <w:r>
+              <w:t xml:space="preserve">04</w:t>
+            </w:r>
+          </w:p>
+        </w:tc>
+        <w:tc>
+          <w:tcPr/>
+          <w:p>
+            <w:pPr>
+              <w:pStyle w:val="Compact"/>
+              <w:jc w:val="left"/>
+            </w:pPr>
+            <w:r>
+              <w:t xml:space="preserve">04_Manuscript_Anonymised.docx</w:t>
+            </w:r>
+          </w:p>
+        </w:tc>
+        <w:tc>
+          <w:tcPr/>
+          <w:p>
+            <w:pPr>
+              <w:pStyle w:val="Compact"/>
+              <w:jc w:val="left"/>
+            </w:pPr>
+            <w:r>
+              <w:t xml:space="preserve">Manuscript (no author details)</w:t>
+            </w:r>
+          </w:p>
+        </w:tc>
+      </w:tr>
+      <w:tr>
+        <w:trPr>
+          <w:cantSplit/>
+        </w:trPr>
+        <w:tc>
+          <w:tcPr/>
+          <w:p>
+            <w:pPr>
+              <w:pStyle w:val="Compact"/>
+              <w:jc w:val="left"/>
+            </w:pPr>
+            <w:r>
+              <w:t xml:space="preserve">05</w:t>
+            </w:r>
+          </w:p>
+        </w:tc>
+        <w:tc>
+          <w:tcPr/>
+          <w:p>
+            <w:pPr>
+              <w:pStyle w:val="Compact"/>
+              <w:jc w:val="left"/>
+            </w:pPr>
+            <w:r>
+              <w:t xml:space="preserve">05_Table_1_Participant_Characteristics.docx</w:t>
+            </w:r>
+          </w:p>
+        </w:tc>
+        <w:tc>
+          <w:tcPr/>
+          <w:p>
+            <w:pPr>
+              <w:pStyle w:val="Compact"/>
+              <w:jc w:val="left"/>
+            </w:pPr>
+            <w:r>
+              <w:t xml:space="preserve">Table</w:t>
+            </w:r>
+          </w:p>
+        </w:tc>
+      </w:tr>
+      <w:tr>
+        <w:trPr>
+          <w:cantSplit/>
+        </w:trPr>
+        <w:tc>
+          <w:tcPr/>
+          <w:p>
+            <w:pPr>
+              <w:pStyle w:val="Compact"/>
+              <w:jc w:val="left"/>
+            </w:pPr>
+            <w:r>
+              <w:t xml:space="preserve">06</w:t>
+            </w:r>
+          </w:p>
+        </w:tc>
+        <w:tc>
+          <w:tcPr/>
+          <w:p>
+            <w:pPr>
+              <w:pStyle w:val="Compact"/>
+              <w:jc w:val="left"/>
+            </w:pPr>
+            <w:r>
+              <w:t xml:space="preserve">06_Table_2_Themes_and_Objectives.docx</w:t>
+            </w:r>
+          </w:p>
+        </w:tc>
+        <w:tc>
+          <w:tcPr/>
+          <w:p>
+            <w:pPr>
+              <w:pStyle w:val="Compact"/>
+              <w:jc w:val="left"/>
+            </w:pPr>
+            <w:r>
+              <w:t xml:space="preserve">Table</w:t>
+            </w:r>
+          </w:p>
+        </w:tc>
+      </w:tr>
+      <w:tr>
+        <w:trPr>
+          <w:cantSplit/>
+        </w:trPr>
+        <w:tc>
+          <w:tcPr/>
+          <w:p>
+            <w:pPr>
+              <w:pStyle w:val="Compact"/>
+              <w:jc w:val="left"/>
+            </w:pPr>
+            <w:r>
+              <w:t xml:space="preserve">07</w:t>
+            </w:r>
+          </w:p>
+        </w:tc>
+        <w:tc>
+          <w:tcPr/>
+          <w:p>
+            <w:pPr>
+              <w:pStyle w:val="Compact"/>
+              <w:jc w:val="left"/>
+            </w:pPr>
+            <w:r>
+              <w:t xml:space="preserve">07_Table_3_Proposed_Practice_Framework.docx</w:t>
+            </w:r>
+          </w:p>
+        </w:tc>
+        <w:tc>
+          <w:tcPr/>
+          <w:p>
+            <w:pPr>
+              <w:pStyle w:val="Compact"/>
+              <w:jc w:val="left"/>
+            </w:pPr>
+            <w:r>
+              <w:t xml:space="preserve">Table</w:t>
+            </w:r>
+          </w:p>
+        </w:tc>
+      </w:tr>
+      <w:tr>
+        <w:trPr>
+          <w:cantSplit/>
+        </w:trPr>
+        <w:tc>
+          <w:tcPr/>
+          <w:p>
+            <w:pPr>
+              <w:pStyle w:val="Compact"/>
+              <w:jc w:val="left"/>
+            </w:pPr>
+            <w:r>
+              <w:t xml:space="preserve">08</w:t>
+            </w:r>
+          </w:p>
+        </w:tc>
+        <w:tc>
+          <w:tcPr/>
+          <w:p>
+            <w:pPr>
+              <w:pStyle w:val="Compact"/>
+              <w:jc w:val="left"/>
+            </w:pPr>
+            <w:r>
+              <w:t xml:space="preserve">08_Figure_1.pdf or 08_Figure_1.tiff</w:t>
+            </w:r>
+          </w:p>
+        </w:tc>
+        <w:tc>
+          <w:tcPr/>
+          <w:p>
+            <w:pPr>
+              <w:pStyle w:val="Compact"/>
+              <w:jc w:val="left"/>
+            </w:pPr>
+            <w:r>
+              <w:t xml:space="preserve">Figure (upload one; the PDF is vector)</w:t>
+            </w:r>
+          </w:p>
+        </w:tc>
+      </w:tr>
+      <w:tr>
+        <w:trPr>
+          <w:cantSplit/>
+        </w:trPr>
+        <w:tc>
+          <w:tcPr/>
+          <w:p>
+            <w:pPr>
+              <w:pStyle w:val="Compact"/>
+              <w:jc w:val="left"/>
+            </w:pPr>
+            <w:r>
+              <w:t xml:space="preserve">09</w:t>
+            </w:r>
+          </w:p>
+        </w:tc>
+        <w:tc>
+          <w:tcPr/>
+          <w:p>
+            <w:pPr>
+              <w:pStyle w:val="Compact"/>
+              <w:jc w:val="left"/>
+            </w:pPr>
+            <w:r>
+              <w:t xml:space="preserve">09_Supplementary_File_1_Interview_Guide.docx</w:t>
+            </w:r>
+          </w:p>
+        </w:tc>
+        <w:tc>
+          <w:tcPr/>
+          <w:p>
+            <w:pPr>
+              <w:pStyle w:val="Compact"/>
+              <w:jc w:val="left"/>
+            </w:pPr>
+            <w:r>
+              <w:t xml:space="preserve">Supplementary material</w:t>
+            </w:r>
+          </w:p>
+        </w:tc>
+      </w:tr>
+      <w:tr>
+        <w:trPr>
+          <w:cantSplit/>
+        </w:trPr>
+        <w:tc>
+          <w:tcPr/>
+          <w:p>
+            <w:pPr>
+              <w:pStyle w:val="Compact"/>
+              <w:jc w:val="left"/>
+            </w:pPr>
+            <w:r>
+              <w:t xml:space="preserve">10</w:t>
+            </w:r>
+          </w:p>
+        </w:tc>
+        <w:tc>
+          <w:tcPr/>
+          <w:p>
+            <w:pPr>
+              <w:pStyle w:val="Compact"/>
+              <w:jc w:val="left"/>
+            </w:pPr>
+            <w:r>
+              <w:t xml:space="preserve">10_Supplementary_File_2_SRQR_COREQ.docx</w:t>
+            </w:r>
+          </w:p>
+        </w:tc>
+        <w:tc>
+          <w:tcPr/>
+          <w:p>
+            <w:pPr>
+              <w:pStyle w:val="Compact"/>
+              <w:jc w:val="left"/>
+            </w:pPr>
+            <w:r>
+              <w:t xml:space="preserve">Supplementary material</w:t>
+            </w:r>
+          </w:p>
+        </w:tc>
+      </w:tr>
+      <w:tr>
+        <w:trPr>
+          <w:cantSplit/>
+        </w:trPr>
+        <w:tc>
+          <w:tcPr/>
+          <w:p>
+            <w:pPr>
+              <w:pStyle w:val="Compact"/>
+              <w:jc w:val="left"/>
+            </w:pPr>
+            <w:r>
+              <w:t xml:space="preserve">11</w:t>
+            </w:r>
+          </w:p>
+        </w:tc>
+        <w:tc>
+          <w:tcPr/>
+          <w:p>
+            <w:pPr>
+              <w:pStyle w:val="Compact"/>
+              <w:jc w:val="left"/>
+            </w:pPr>
+            <w:r>
+              <w:t xml:space="preserve">11_Supplementary_File_3_Eligibility_Data_Management_Ethics.docx</w:t>
+            </w:r>
+          </w:p>
+        </w:tc>
+        <w:tc>
+          <w:tcPr/>
+          <w:p>
+            <w:pPr>
+              <w:pStyle w:val="Compact"/>
+              <w:jc w:val="left"/>
+            </w:pPr>
+            <w:r>
+              <w:t xml:space="preserve">Supplementary material</w:t>
+            </w:r>
+          </w:p>
+        </w:tc>
+      </w:tr>
+    </w:tbl>
+    <w:bookmarkEnd w:id="25"/>
     <w:sectPr>
       <w:footerReference w:type="default" r:id="rIdFtr1"/>
       <w:pgSz w:w="12240" w:h="15840"/>
@@ -1586,9 +2324,39 @@
     </w:lvlOverride>
   </w:num>
   <w:num w:numId="1002">
+    <w:abstractNumId w:val="99411"/>
+    <w:lvlOverride w:ilvl="0">
+      <w:startOverride w:val="1"/>
+    </w:lvlOverride>
+    <w:lvlOverride w:ilvl="1">
+      <w:startOverride w:val="1"/>
+    </w:lvlOverride>
+    <w:lvlOverride w:ilvl="2">
+      <w:startOverride w:val="1"/>
+    </w:lvlOverride>
+    <w:lvlOverride w:ilvl="3">
+      <w:startOverride w:val="1"/>
+    </w:lvlOverride>
+    <w:lvlOverride w:ilvl="4">
+      <w:startOverride w:val="1"/>
+    </w:lvlOverride>
+    <w:lvlOverride w:ilvl="5">
+      <w:startOverride w:val="1"/>
+    </w:lvlOverride>
+    <w:lvlOverride w:ilvl="6">
+      <w:startOverride w:val="1"/>
+    </w:lvlOverride>
+    <w:lvlOverride w:ilvl="7">
+      <w:startOverride w:val="1"/>
+    </w:lvlOverride>
+    <w:lvlOverride w:ilvl="8">
+      <w:startOverride w:val="1"/>
+    </w:lvlOverride>
+  </w:num>
+  <w:num w:numId="1003">
     <w:abstractNumId w:val="991"/>
   </w:num>
-  <w:num w:numId="1003">
+  <w:num w:numId="1004">
     <w:abstractNumId w:val="991"/>
   </w:num>
 </w:numbering>
